--- a/MAU BB TO TUNG/BAN ĐẦU/24. Bien ban tiep nhan nguoi pham toi ra tu thu, dau thu.docx
+++ b/MAU BB TO TUNG/BAN ĐẦU/24. Bien ban tiep nhan nguoi pham toi ra tu thu, dau thu.docx
@@ -1458,9 +1458,35 @@
           <w:rFonts w:ascii="Times New Roman" w:hAnsi="Times New Roman" w:cs="Times New Roman"/>
           <w:sz w:val="26"/>
           <w:szCs w:val="26"/>
+          <w:lang w:val="en-US"/>
         </w:rPr>
         <w:tab/>
-        <w:t xml:space="preserve">                    tại: {doituong1_tai}</w:t>
+      </w:r>
+      <w:r>
+        <w:rPr>
+          <w:rFonts w:ascii="Times New Roman" w:hAnsi="Times New Roman" w:cs="Times New Roman"/>
+          <w:sz w:val="26"/>
+          <w:szCs w:val="26"/>
+          <w:lang w:val="en-US"/>
+        </w:rPr>
+        <w:tab/>
+      </w:r>
+      <w:r>
+        <w:rPr>
+          <w:rFonts w:ascii="Times New Roman" w:hAnsi="Times New Roman" w:cs="Times New Roman"/>
+          <w:sz w:val="26"/>
+          <w:szCs w:val="26"/>
+          <w:lang w:val="en-US"/>
+        </w:rPr>
+        <w:tab/>
+      </w:r>
+      <w:r>
+        <w:rPr>
+          <w:rFonts w:ascii="Times New Roman" w:hAnsi="Times New Roman" w:cs="Times New Roman"/>
+          <w:sz w:val="26"/>
+          <w:szCs w:val="26"/>
+        </w:rPr>
+        <w:t xml:space="preserve"> tại: {doituong1_tai}</w:t>
       </w:r>
     </w:p>
     <w:p>
